--- a/docs/02-functional-requirements.docx
+++ b/docs/02-functional-requirements.docx
@@ -665,22 +665,12 @@
             <w:tcW w:w="4844" w:type="dxa"/>
           </w:tcPr>
           <w:p>
-            <w:pPr>
-              <w:rPr>
-                <w:rFonts w:cs="Times New Roman"/>
-                <w:sz w:val="28"/>
-                <w:szCs w:val="28"/>
-                <w:lang w:val="ru-RU"/>
-              </w:rPr>
-            </w:pPr>
             <w:r>
               <w:rPr>
-                <w:rFonts w:cs="Times New Roman"/>
+                <w:rFonts w:ascii="Times New Roman" w:hAnsi="Times New Roman"/>
                 <w:sz w:val="28"/>
-                <w:szCs w:val="28"/>
-                <w:lang w:val="ru-RU"/>
               </w:rPr>
-              <w:t>Создает шаблоны программ, просматривает прогресс закрепленных пользователей, оставляет комментарии и корректировки.</w:t>
+              <w:t>Просматривает прогресс закрепленных пользователей, комментирует их тренировочные планы и рекомендации.</w:t>
             </w:r>
           </w:p>
         </w:tc>
@@ -816,7 +806,19 @@
     </w:p>
     <w:p>
       <w:pPr>
-        <w:pStyle w:val="a"/>
+        <w:spacing w:line="276" w:lineRule="auto" w:after="120"/>
+      </w:pPr>
+      <w:r>
+        <w:rPr>
+          <w:rFonts w:ascii="Times New Roman" w:hAnsi="Times New Roman"/>
+          <w:sz w:val="28"/>
+        </w:rPr>
+        <w:t>Редакция после ревью от 17.10.2026. Идентификаторы FR-01–FR-20 соответствуют порядку требований исходного документа. Уточнения не означают, что приложение уже реализовано.</w:t>
+      </w:r>
+    </w:p>
+    <w:p>
+      <w:pPr>
+        <w:spacing w:line="276" w:lineRule="auto" w:after="120"/>
         <w:rPr>
           <w:rFonts w:cs="Times New Roman"/>
           <w:sz w:val="28"/>
@@ -826,17 +828,17 @@
       </w:pPr>
       <w:r>
         <w:rPr>
-          <w:rFonts w:cs="Times New Roman"/>
+          <w:rFonts w:cs="Times New Roman" w:ascii="Times New Roman" w:hAnsi="Times New Roman"/>
           <w:sz w:val="28"/>
           <w:szCs w:val="28"/>
           <w:lang w:val="ru-RU"/>
         </w:rPr>
-        <w:t>Гость должен иметь возможность просматривать общее описание приложения и примеры тренировочных программ.</w:t>
+        <w:t>FR-01. Гость должен иметь возможность просматривать общее описание приложения и примеры тренировочных программ.</w:t>
       </w:r>
     </w:p>
     <w:p>
       <w:pPr>
-        <w:pStyle w:val="a"/>
+        <w:spacing w:line="276" w:lineRule="auto" w:after="120"/>
         <w:rPr>
           <w:rFonts w:cs="Times New Roman"/>
           <w:sz w:val="28"/>
@@ -846,34 +848,17 @@
       </w:pPr>
       <w:r>
         <w:rPr>
-          <w:rFonts w:cs="Times New Roman"/>
+          <w:rFonts w:cs="Times New Roman" w:ascii="Times New Roman" w:hAnsi="Times New Roman"/>
           <w:sz w:val="28"/>
           <w:szCs w:val="28"/>
           <w:lang w:val="ru-RU"/>
         </w:rPr>
-        <w:t xml:space="preserve">Пользователь должен иметь возможность зарегистрироваться по </w:t>
-      </w:r>
-      <w:r>
-        <w:rPr>
-          <w:rFonts w:cs="Times New Roman"/>
-          <w:sz w:val="28"/>
-          <w:szCs w:val="28"/>
-        </w:rPr>
-        <w:t>email</w:t>
-      </w:r>
-      <w:r>
-        <w:rPr>
-          <w:rFonts w:cs="Times New Roman"/>
-          <w:sz w:val="28"/>
-          <w:szCs w:val="28"/>
-          <w:lang w:val="ru-RU"/>
-        </w:rPr>
-        <w:t xml:space="preserve"> и паролю.</w:t>
+        <w:t>FR-02. Пользователь должен иметь возможность зарегистрироваться по email и паролю.</w:t>
       </w:r>
     </w:p>
     <w:p>
       <w:pPr>
-        <w:pStyle w:val="a"/>
+        <w:spacing w:line="276" w:lineRule="auto" w:after="120"/>
         <w:rPr>
           <w:rFonts w:cs="Times New Roman"/>
           <w:sz w:val="28"/>
@@ -883,17 +868,17 @@
       </w:pPr>
       <w:r>
         <w:rPr>
-          <w:rFonts w:cs="Times New Roman"/>
+          <w:rFonts w:cs="Times New Roman" w:ascii="Times New Roman" w:hAnsi="Times New Roman"/>
           <w:sz w:val="28"/>
           <w:szCs w:val="28"/>
           <w:lang w:val="ru-RU"/>
         </w:rPr>
-        <w:t>Пользователь должен иметь возможность авторизоваться и перейти в личный кабинет.</w:t>
+        <w:t>FR-03. Пользователь должен иметь возможность авторизоваться и перейти в личный кабинет.</w:t>
       </w:r>
     </w:p>
     <w:p>
       <w:pPr>
-        <w:pStyle w:val="a"/>
+        <w:spacing w:line="276" w:lineRule="auto" w:after="120"/>
         <w:rPr>
           <w:rFonts w:cs="Times New Roman"/>
           <w:sz w:val="28"/>
@@ -903,17 +888,17 @@
       </w:pPr>
       <w:r>
         <w:rPr>
-          <w:rFonts w:cs="Times New Roman"/>
+          <w:rFonts w:cs="Times New Roman" w:ascii="Times New Roman" w:hAnsi="Times New Roman"/>
           <w:sz w:val="28"/>
           <w:szCs w:val="28"/>
           <w:lang w:val="ru-RU"/>
         </w:rPr>
-        <w:t>Система должна разграничивать роли: гость, пользователь, тренер, администратор контента и системный администратор.</w:t>
+        <w:t>FR-04. Система должна разграничивать роли: гость, пользователь, тренер, администратор контента и системный администратор.</w:t>
       </w:r>
     </w:p>
     <w:p>
       <w:pPr>
-        <w:pStyle w:val="a"/>
+        <w:spacing w:line="276" w:lineRule="auto" w:after="120"/>
         <w:rPr>
           <w:rFonts w:cs="Times New Roman"/>
           <w:sz w:val="28"/>
@@ -923,17 +908,17 @@
       </w:pPr>
       <w:r>
         <w:rPr>
-          <w:rFonts w:cs="Times New Roman"/>
+          <w:rFonts w:cs="Times New Roman" w:ascii="Times New Roman" w:hAnsi="Times New Roman"/>
           <w:sz w:val="28"/>
           <w:szCs w:val="28"/>
           <w:lang w:val="ru-RU"/>
         </w:rPr>
-        <w:t>Пользователь должен иметь возможность заполнить фитнес-профиль: возраст, рост, вес, цель и уровень подготовки.</w:t>
+        <w:t>FR-05. Пользователь должен иметь возможность заполнить фитнес-профиль: возраст, рост, вес, цель, уровень подготовки, количество тренировок в неделю (целое число от 1 до 7) и часовой пояс. При отсутствии обязательного значения или количестве тренировок вне диапазона система указывает ошибочное поле и не сохраняет профиль.</w:t>
       </w:r>
     </w:p>
     <w:p>
       <w:pPr>
-        <w:pStyle w:val="a"/>
+        <w:spacing w:line="276" w:lineRule="auto" w:after="120"/>
         <w:rPr>
           <w:rFonts w:cs="Times New Roman"/>
           <w:sz w:val="28"/>
@@ -943,18 +928,17 @@
       </w:pPr>
       <w:r>
         <w:rPr>
-          <w:rFonts w:cs="Times New Roman"/>
+          <w:rFonts w:cs="Times New Roman" w:ascii="Times New Roman" w:hAnsi="Times New Roman"/>
           <w:sz w:val="28"/>
           <w:szCs w:val="28"/>
           <w:lang w:val="ru-RU"/>
         </w:rPr>
-        <w:lastRenderedPageBreak/>
-        <w:t>Пользователь должен иметь возможность выбрать цель: набор мышечной массы, снижение веса, поддержание формы или развитие выносливости.</w:t>
+        <w:t>FR-06. Пользователь должен иметь возможность выбрать цель: набор мышечной массы, снижение веса, поддержание формы или развитие выносливости.</w:t>
       </w:r>
     </w:p>
     <w:p>
       <w:pPr>
-        <w:pStyle w:val="a"/>
+        <w:spacing w:line="276" w:lineRule="auto" w:after="120"/>
         <w:rPr>
           <w:rFonts w:cs="Times New Roman"/>
           <w:sz w:val="28"/>
@@ -964,17 +948,17 @@
       </w:pPr>
       <w:r>
         <w:rPr>
-          <w:rFonts w:cs="Times New Roman"/>
+          <w:rFonts w:cs="Times New Roman" w:ascii="Times New Roman" w:hAnsi="Times New Roman"/>
           <w:sz w:val="28"/>
           <w:szCs w:val="28"/>
           <w:lang w:val="ru-RU"/>
         </w:rPr>
-        <w:t>Система должна формировать тренировочный план на основе цели, уровня подготовки и доступного количества тренировок в неделю.</w:t>
+        <w:t>FR-07. Система должна предлагать шаблоны, соответствующие цели, уровню подготовки и количеству тренировок в неделю из фитнес-профиля. Пользователь выбирает шаблон, дату начала и столько различных дней недели, сколько тренировок указано в профиле. После подтверждения система сохраняет план на семь календарных дней с одной тренировкой в каждый выбранный день. Если подходящего шаблона нет, выводится «Нет подходящей программы», план не создается.</w:t>
       </w:r>
     </w:p>
     <w:p>
       <w:pPr>
-        <w:pStyle w:val="a"/>
+        <w:spacing w:line="276" w:lineRule="auto" w:after="120"/>
         <w:rPr>
           <w:rFonts w:cs="Times New Roman"/>
           <w:sz w:val="28"/>
@@ -984,17 +968,17 @@
       </w:pPr>
       <w:r>
         <w:rPr>
-          <w:rFonts w:cs="Times New Roman"/>
+          <w:rFonts w:cs="Times New Roman" w:ascii="Times New Roman" w:hAnsi="Times New Roman"/>
           <w:sz w:val="28"/>
           <w:szCs w:val="28"/>
           <w:lang w:val="ru-RU"/>
         </w:rPr>
-        <w:t>Пользователь должен иметь возможность просматривать список тренировок на день и неделю.</w:t>
+        <w:t>FR-08. Пользователь должен иметь возможность просматривать список тренировок на день и неделю.</w:t>
       </w:r>
     </w:p>
     <w:p>
       <w:pPr>
-        <w:pStyle w:val="a"/>
+        <w:spacing w:line="276" w:lineRule="auto" w:after="120"/>
         <w:rPr>
           <w:rFonts w:cs="Times New Roman"/>
           <w:sz w:val="28"/>
@@ -1004,17 +988,17 @@
       </w:pPr>
       <w:r>
         <w:rPr>
-          <w:rFonts w:cs="Times New Roman"/>
+          <w:rFonts w:cs="Times New Roman" w:ascii="Times New Roman" w:hAnsi="Times New Roman"/>
           <w:sz w:val="28"/>
           <w:szCs w:val="28"/>
           <w:lang w:val="ru-RU"/>
         </w:rPr>
-        <w:t>Пользователь должен иметь возможность открыть тренировку и увидеть упражнения, подходы, повторения, время отдыха и описание техники.</w:t>
+        <w:t>FR-09. Пользователь должен иметь возможность открыть тренировку и увидеть упражнения, подходы, повторения, время отдыха и описание техники.</w:t>
       </w:r>
     </w:p>
     <w:p>
       <w:pPr>
-        <w:pStyle w:val="a"/>
+        <w:spacing w:line="276" w:lineRule="auto" w:after="120"/>
         <w:rPr>
           <w:rFonts w:cs="Times New Roman"/>
           <w:sz w:val="28"/>
@@ -1024,17 +1008,17 @@
       </w:pPr>
       <w:r>
         <w:rPr>
-          <w:rFonts w:cs="Times New Roman"/>
+          <w:rFonts w:cs="Times New Roman" w:ascii="Times New Roman" w:hAnsi="Times New Roman"/>
           <w:sz w:val="28"/>
           <w:szCs w:val="28"/>
           <w:lang w:val="ru-RU"/>
         </w:rPr>
-        <w:t>Пользователь должен иметь возможность отмечать выполненные упражнения и завершать тренировку.</w:t>
+        <w:t>FR-10. Пользователь должен иметь возможность отмечать отдельные подходы и завершать тренировку. Если выполнены все запланированные подходы, сохраняется статус «выполнена»; если выполнен хотя бы один, но не все, — «частично выполнена» с сохранением отметок. При нуле выполненных подходов завершение отклоняется сообщением «Отметьте хотя бы один подход». Частичную тренировку можно открыть повторно и продолжить. Повторное подтверждение того же результата не создает вторую запись в истории.</w:t>
       </w:r>
     </w:p>
     <w:p>
       <w:pPr>
-        <w:pStyle w:val="a"/>
+        <w:spacing w:line="276" w:lineRule="auto" w:after="120"/>
         <w:rPr>
           <w:rFonts w:cs="Times New Roman"/>
           <w:sz w:val="28"/>
@@ -1044,17 +1028,17 @@
       </w:pPr>
       <w:r>
         <w:rPr>
-          <w:rFonts w:cs="Times New Roman"/>
+          <w:rFonts w:cs="Times New Roman" w:ascii="Times New Roman" w:hAnsi="Times New Roman"/>
           <w:sz w:val="28"/>
           <w:szCs w:val="28"/>
           <w:lang w:val="ru-RU"/>
         </w:rPr>
-        <w:t>Система должна сохранять историю выполненных тренировок.</w:t>
+        <w:t>FR-11. Система должна сохранять историю выполненных тренировок.</w:t>
       </w:r>
     </w:p>
     <w:p>
       <w:pPr>
-        <w:pStyle w:val="a"/>
+        <w:spacing w:line="276" w:lineRule="auto" w:after="120"/>
         <w:rPr>
           <w:rFonts w:cs="Times New Roman"/>
           <w:sz w:val="28"/>
@@ -1064,17 +1048,17 @@
       </w:pPr>
       <w:r>
         <w:rPr>
-          <w:rFonts w:cs="Times New Roman"/>
+          <w:rFonts w:cs="Times New Roman" w:ascii="Times New Roman" w:hAnsi="Times New Roman"/>
           <w:sz w:val="28"/>
           <w:szCs w:val="28"/>
           <w:lang w:val="ru-RU"/>
         </w:rPr>
-        <w:t>Пользователь должен иметь возможность добавлять показатели прогресса: вес, замеры тела, фото и силовые результаты.</w:t>
+        <w:t>FR-12. Пользователь должен иметь возможность добавлять показатели прогресса: вес, замеры тела, фото и силовые результаты.</w:t>
       </w:r>
     </w:p>
     <w:p>
       <w:pPr>
-        <w:pStyle w:val="a"/>
+        <w:spacing w:line="276" w:lineRule="auto" w:after="120"/>
         <w:rPr>
           <w:rFonts w:cs="Times New Roman"/>
           <w:sz w:val="28"/>
@@ -1084,17 +1068,17 @@
       </w:pPr>
       <w:r>
         <w:rPr>
-          <w:rFonts w:cs="Times New Roman"/>
+          <w:rFonts w:cs="Times New Roman" w:ascii="Times New Roman" w:hAnsi="Times New Roman"/>
           <w:sz w:val="28"/>
           <w:szCs w:val="28"/>
           <w:lang w:val="ru-RU"/>
         </w:rPr>
-        <w:t>Система должна строить динамику прогресса по выбранным показателям.</w:t>
+        <w:t>FR-13. Система должна строить динамику прогресса по выбранным показателям.</w:t>
       </w:r>
     </w:p>
     <w:p>
       <w:pPr>
-        <w:pStyle w:val="a"/>
+        <w:spacing w:line="276" w:lineRule="auto" w:after="120"/>
         <w:rPr>
           <w:rFonts w:cs="Times New Roman"/>
           <w:sz w:val="28"/>
@@ -1104,17 +1088,17 @@
       </w:pPr>
       <w:r>
         <w:rPr>
-          <w:rFonts w:cs="Times New Roman"/>
+          <w:rFonts w:cs="Times New Roman" w:ascii="Times New Roman" w:hAnsi="Times New Roman"/>
           <w:sz w:val="28"/>
           <w:szCs w:val="28"/>
           <w:lang w:val="ru-RU"/>
         </w:rPr>
-        <w:t>Пользователь должен иметь возможность вести простой дневник питания: прием пищи, калории, белки, жиры и углеводы.</w:t>
+        <w:t>FR-14. Пользователь должен иметь возможность вести простой дневник питания: прием пищи, калории, белки, жиры и углеводы.</w:t>
       </w:r>
     </w:p>
     <w:p>
       <w:pPr>
-        <w:pStyle w:val="a"/>
+        <w:spacing w:line="276" w:lineRule="auto" w:after="120"/>
         <w:rPr>
           <w:rFonts w:cs="Times New Roman"/>
           <w:sz w:val="28"/>
@@ -1124,17 +1108,17 @@
       </w:pPr>
       <w:r>
         <w:rPr>
-          <w:rFonts w:cs="Times New Roman"/>
+          <w:rFonts w:cs="Times New Roman" w:ascii="Times New Roman" w:hAnsi="Times New Roman"/>
           <w:sz w:val="28"/>
           <w:szCs w:val="28"/>
           <w:lang w:val="ru-RU"/>
         </w:rPr>
-        <w:t>Система должна показывать дневную сводку по питанию и тренировочной активности.</w:t>
+        <w:t>FR-15. Система должна показывать дневную сводку по питанию и тренировочной активности.</w:t>
       </w:r>
     </w:p>
     <w:p>
       <w:pPr>
-        <w:pStyle w:val="a"/>
+        <w:spacing w:line="276" w:lineRule="auto" w:after="120"/>
         <w:rPr>
           <w:rFonts w:cs="Times New Roman"/>
           <w:sz w:val="28"/>
@@ -1144,17 +1128,17 @@
       </w:pPr>
       <w:r>
         <w:rPr>
-          <w:rFonts w:cs="Times New Roman"/>
+          <w:rFonts w:cs="Times New Roman" w:ascii="Times New Roman" w:hAnsi="Times New Roman"/>
           <w:sz w:val="28"/>
           <w:szCs w:val="28"/>
           <w:lang w:val="ru-RU"/>
         </w:rPr>
-        <w:t>Система должна отправлять напоминания о запланированных тренировках и необходимости внести прогресс.</w:t>
+        <w:t>FR-16. При включенных напоминаниях и разрешении уведомлений на устройстве система должна создавать одно напоминание за 30 минут до начала тренировки и одно напоминание о внесении прогресса по воскресеньям в 20:00 по часовому поясу профиля. Если до тренировки осталось менее 30 минут, напоминание создается при сохранении расписания; для прошедшей тренировки оно не создается. При переносе или отмене тренировки прежнее напоминание отменяется. При выключенных напоминаниях новые уведомления не создаются.</w:t>
       </w:r>
     </w:p>
     <w:p>
       <w:pPr>
-        <w:pStyle w:val="a"/>
+        <w:spacing w:line="276" w:lineRule="auto" w:after="120"/>
         <w:rPr>
           <w:rFonts w:cs="Times New Roman"/>
           <w:sz w:val="28"/>
@@ -1164,17 +1148,17 @@
       </w:pPr>
       <w:r>
         <w:rPr>
-          <w:rFonts w:cs="Times New Roman"/>
+          <w:rFonts w:cs="Times New Roman" w:ascii="Times New Roman" w:hAnsi="Times New Roman"/>
           <w:sz w:val="28"/>
           <w:szCs w:val="28"/>
           <w:lang w:val="ru-RU"/>
         </w:rPr>
-        <w:t>Тренер должен иметь возможность просматривать прогресс закрепленного пользователя.</w:t>
+        <w:t>FR-17. Тренер должен иметь возможность просматривать прогресс закрепленного пользователя.</w:t>
       </w:r>
     </w:p>
     <w:p>
       <w:pPr>
-        <w:pStyle w:val="a"/>
+        <w:spacing w:line="276" w:lineRule="auto" w:after="120"/>
         <w:rPr>
           <w:rFonts w:cs="Times New Roman"/>
           <w:sz w:val="28"/>
@@ -1184,17 +1168,17 @@
       </w:pPr>
       <w:r>
         <w:rPr>
-          <w:rFonts w:cs="Times New Roman"/>
+          <w:rFonts w:cs="Times New Roman" w:ascii="Times New Roman" w:hAnsi="Times New Roman"/>
           <w:sz w:val="28"/>
           <w:szCs w:val="28"/>
           <w:lang w:val="ru-RU"/>
         </w:rPr>
-        <w:t>Тренер должен иметь возможность оставлять комментарии к тренировочному плану и рекомендациям.</w:t>
+        <w:t>FR-18. Тренер должен иметь возможность оставлять комментарии к тренировочному плану и рекомендациям.</w:t>
       </w:r>
     </w:p>
     <w:p>
       <w:pPr>
-        <w:pStyle w:val="a"/>
+        <w:spacing w:line="276" w:lineRule="auto" w:after="120"/>
         <w:rPr>
           <w:rFonts w:cs="Times New Roman"/>
           <w:sz w:val="28"/>
@@ -1204,17 +1188,17 @@
       </w:pPr>
       <w:r>
         <w:rPr>
-          <w:rFonts w:cs="Times New Roman"/>
+          <w:rFonts w:cs="Times New Roman" w:ascii="Times New Roman" w:hAnsi="Times New Roman"/>
           <w:sz w:val="28"/>
           <w:szCs w:val="28"/>
           <w:lang w:val="ru-RU"/>
         </w:rPr>
-        <w:t>Администратор контента должен иметь возможность создавать и редактировать упражнения, категории и шаблоны тренировок.</w:t>
+        <w:t>FR-19. Администратор контента должен иметь возможность создавать и редактировать упражнения, категории и шаблоны тренировок.</w:t>
       </w:r>
     </w:p>
     <w:p>
       <w:pPr>
-        <w:pStyle w:val="a"/>
+        <w:spacing w:line="276" w:lineRule="auto" w:after="120"/>
         <w:rPr>
           <w:rFonts w:cs="Times New Roman"/>
           <w:sz w:val="28"/>
@@ -1224,12 +1208,12 @@
       </w:pPr>
       <w:r>
         <w:rPr>
-          <w:rFonts w:cs="Times New Roman"/>
+          <w:rFonts w:cs="Times New Roman" w:ascii="Times New Roman" w:hAnsi="Times New Roman"/>
           <w:sz w:val="28"/>
           <w:szCs w:val="28"/>
           <w:lang w:val="ru-RU"/>
         </w:rPr>
-        <w:t>Системный администратор должен иметь возможность блокировать учетные записи и изменять роли пользователей.</w:t>
+        <w:t>FR-20. Системный администратор должен иметь возможность блокировать учетные записи и изменять роли пользователей.</w:t>
       </w:r>
     </w:p>
     <w:p>
